--- a/8 семестр/ВКР/оформление/Титульный лист.docx
+++ b/8 семестр/ВКР/оформление/Титульный лист.docx
@@ -1664,7 +1664,14 @@
                 <w:sz w:val="28"/>
                 <w:szCs w:val="28"/>
               </w:rPr>
-              <w:t>Доцент,</w:t>
+              <w:t>Доктор технических наук</w:t>
+            </w:r>
+            <w:r>
+              <w:rPr>
+                <w:sz w:val="28"/>
+                <w:szCs w:val="28"/>
+              </w:rPr>
+              <w:t>,</w:t>
             </w:r>
           </w:p>
         </w:tc>
@@ -1798,7 +1805,7 @@
                 <w:sz w:val="28"/>
                 <w:szCs w:val="28"/>
               </w:rPr>
-              <w:t>кандидат технических наук</w:t>
+              <w:t>доцент, профессор кафедры</w:t>
             </w:r>
           </w:p>
         </w:tc>
